--- a/crea_carpeta/Modelo informe necesidad_VAL_DGFP.docx
+++ b/crea_carpeta/Modelo informe necesidad_VAL_DGFP.docx
@@ -1099,7 +1099,27 @@
           <w:szCs w:val="20"/>
           <w:lang w:val="es-ES"/>
         </w:rPr>
-        <w:t xml:space="preserve"> del contrat</w:t>
+        <w:t xml:space="preserve"> del contra</w:t>
+      </w:r>
+      <w:r>
+        <w:rPr>
+          <w:b/>
+          <w:bCs/>
+          <w:sz w:val="20"/>
+          <w:szCs w:val="20"/>
+          <w:lang w:val="es-ES"/>
+        </w:rPr>
+        <w:t>c</w:t>
+      </w:r>
+      <w:r>
+        <w:rPr>
+          <w:b/>
+          <w:bCs/>
+          <w:sz w:val="20"/>
+          <w:szCs w:val="20"/>
+          <w:lang w:val="es-ES"/>
+        </w:rPr>
+        <w:t>t</w:t>
       </w:r>
       <w:r>
         <w:rPr>
@@ -1115,6 +1135,7 @@
     <w:p>
       <w:pPr>
         <w:pStyle w:val="Textoindependiente"/>
+        <w:ind w:left="709" w:hanging="709"/>
         <w:rPr>
           <w:sz w:val="20"/>
           <w:szCs w:val="20"/>
@@ -1639,20 +1660,38 @@
           <w:szCs w:val="20"/>
           <w:lang w:val="es-ES"/>
         </w:rPr>
-        <w:t xml:space="preserve"> del </w:t>
-      </w:r>
-      <w:proofErr w:type="spellStart"/>
-      <w:r>
-        <w:rPr>
-          <w:b/>
-          <w:bCs/>
-          <w:sz w:val="20"/>
-          <w:szCs w:val="20"/>
-          <w:lang w:val="es-ES"/>
-        </w:rPr>
-        <w:t>contrat</w:t>
-      </w:r>
-      <w:proofErr w:type="spellEnd"/>
+        <w:t xml:space="preserve"> del contra</w:t>
+      </w:r>
+      <w:r>
+        <w:rPr>
+          <w:b/>
+          <w:bCs/>
+          <w:sz w:val="20"/>
+          <w:szCs w:val="20"/>
+          <w:lang w:val="es-ES"/>
+        </w:rPr>
+        <w:t>c</w:t>
+      </w:r>
+      <w:r>
+        <w:rPr>
+          <w:b/>
+          <w:bCs/>
+          <w:sz w:val="20"/>
+          <w:szCs w:val="20"/>
+          <w:lang w:val="es-ES"/>
+        </w:rPr>
+        <w:t>t</w:t>
+      </w:r>
+      <w:r>
+        <w:rPr>
+          <w:b/>
+          <w:bCs/>
+          <w:sz w:val="20"/>
+          <w:szCs w:val="20"/>
+          <w:lang w:val="es-ES"/>
+        </w:rPr>
+        <w:t>e</w:t>
+      </w:r>
       <w:r>
         <w:rPr>
           <w:b/>
@@ -6606,7 +6645,7 @@
         <v:path o:extrusionok="f" gradientshapeok="t" o:connecttype="rect"/>
         <o:lock v:ext="edit" aspectratio="t"/>
       </v:shapetype>
-      <v:shape id="_x0000_i1048" type="#_x0000_t75" style="width:.75pt;height:.75pt;visibility:visible;mso-wrap-style:square" o:bullet="t">
+      <v:shape id="_x0000_i1030" type="#_x0000_t75" style="width:.75pt;height:.75pt;visibility:visible;mso-wrap-style:square" o:bullet="t">
         <v:imagedata r:id="rId1" o:title="" croptop="-5041f" cropbottom="-5041f" cropleft="-5041f" cropright="-5041f"/>
       </v:shape>
     </w:pict>
@@ -7458,15 +7497,6 @@
 </file>
 
 <file path=customXml/item1.xml><?xml version="1.0" encoding="utf-8"?>
-<?mso-contentType ?>
-<FormTemplates xmlns="http://schemas.microsoft.com/sharepoint/v3/contenttype/forms">
-  <Display>DocumentLibraryForm</Display>
-  <Edit>DocumentLibraryForm</Edit>
-  <New>DocumentLibraryForm</New>
-</FormTemplates>
-</file>
-
-<file path=customXml/item2.xml><?xml version="1.0" encoding="utf-8"?>
 <ct:contentTypeSchema xmlns:ct="http://schemas.microsoft.com/office/2006/metadata/contentType" xmlns:ma="http://schemas.microsoft.com/office/2006/metadata/properties/metaAttributes" ct:_="" ma:_="" ma:contentTypeName="Documento" ma:contentTypeID="0x0101007BD18D3F7288E745996656793FA4913E" ma:contentTypeVersion="15" ma:contentTypeDescription="Crear nuevo documento." ma:contentTypeScope="" ma:versionID="fdf81845189e92ed4dc5f0dff90d793f">
   <xsd:schema xmlns:xsd="http://www.w3.org/2001/XMLSchema" xmlns:xs="http://www.w3.org/2001/XMLSchema" xmlns:p="http://schemas.microsoft.com/office/2006/metadata/properties" xmlns:ns2="b5f761dc-0ad6-4c4e-b39e-b164820ce0c6" xmlns:ns3="cccfa497-ac3e-4aea-9a3a-5d2483928464" targetNamespace="http://schemas.microsoft.com/office/2006/metadata/properties" ma:root="true" ma:fieldsID="716ae4fae99d198d83ad0a7a3148e084" ns2:_="" ns3:_="">
     <xsd:import namespace="b5f761dc-0ad6-4c4e-b39e-b164820ce0c6"/>
@@ -7701,6 +7731,15 @@
 </ct:contentTypeSchema>
 </file>
 
+<file path=customXml/item2.xml><?xml version="1.0" encoding="utf-8"?>
+<?mso-contentType ?>
+<FormTemplates xmlns="http://schemas.microsoft.com/sharepoint/v3/contenttype/forms">
+  <Display>DocumentLibraryForm</Display>
+  <Edit>DocumentLibraryForm</Edit>
+  <New>DocumentLibraryForm</New>
+</FormTemplates>
+</file>
+
 <file path=customXml/item3.xml><?xml version="1.0" encoding="utf-8"?>
 <p:properties xmlns:p="http://schemas.microsoft.com/office/2006/metadata/properties" xmlns:xsi="http://www.w3.org/2001/XMLSchema-instance" xmlns:pc="http://schemas.microsoft.com/office/infopath/2007/PartnerControls">
   <documentManagement>
@@ -7713,14 +7752,6 @@
 </file>
 
 <file path=customXml/itemProps1.xml><?xml version="1.0" encoding="utf-8"?>
-<ds:datastoreItem xmlns:ds="http://schemas.openxmlformats.org/officeDocument/2006/customXml" ds:itemID="{7963B0CC-C8C1-4E90-B191-FCF8B6EBA1EB}">
-  <ds:schemaRefs>
-    <ds:schemaRef ds:uri="http://schemas.microsoft.com/sharepoint/v3/contenttype/forms"/>
-  </ds:schemaRefs>
-</ds:datastoreItem>
-</file>
-
-<file path=customXml/itemProps2.xml><?xml version="1.0" encoding="utf-8"?>
 <ds:datastoreItem xmlns:ds="http://schemas.openxmlformats.org/officeDocument/2006/customXml" ds:itemID="{F4A648F0-DE61-45AC-A3A1-5017A3822320}">
   <ds:schemaRefs>
     <ds:schemaRef ds:uri="http://schemas.microsoft.com/office/2006/metadata/contentType"/>
@@ -7739,6 +7770,14 @@
 </ds:datastoreItem>
 </file>
 
+<file path=customXml/itemProps2.xml><?xml version="1.0" encoding="utf-8"?>
+<ds:datastoreItem xmlns:ds="http://schemas.openxmlformats.org/officeDocument/2006/customXml" ds:itemID="{7963B0CC-C8C1-4E90-B191-FCF8B6EBA1EB}">
+  <ds:schemaRefs>
+    <ds:schemaRef ds:uri="http://schemas.microsoft.com/sharepoint/v3/contenttype/forms"/>
+  </ds:schemaRefs>
+</ds:datastoreItem>
+</file>
+
 <file path=customXml/itemProps3.xml><?xml version="1.0" encoding="utf-8"?>
 <ds:datastoreItem xmlns:ds="http://schemas.openxmlformats.org/officeDocument/2006/customXml" ds:itemID="{B3B0F135-42EA-49E3-B33A-DC27E1816C3C}">
   <ds:schemaRefs>

--- a/crea_carpeta/Modelo informe necesidad_VAL_DGFP.docx
+++ b/crea_carpeta/Modelo informe necesidad_VAL_DGFP.docx
@@ -1135,7 +1135,6 @@
     <w:p>
       <w:pPr>
         <w:pStyle w:val="Textoindependiente"/>
-        <w:ind w:left="709" w:hanging="709"/>
         <w:rPr>
           <w:sz w:val="20"/>
           <w:szCs w:val="20"/>
@@ -1384,16 +1383,14 @@
         </w:rPr>
         <w:t xml:space="preserve">. </w:t>
       </w:r>
-      <w:proofErr w:type="spellStart"/>
-      <w:r>
-        <w:rPr>
-          <w:sz w:val="20"/>
-          <w:szCs w:val="20"/>
-          <w:lang w:val="es-ES"/>
-        </w:rPr>
-        <w:t>Aquesta</w:t>
-      </w:r>
-      <w:proofErr w:type="spellEnd"/>
+      <w:r>
+        <w:rPr>
+          <w:sz w:val="20"/>
+          <w:szCs w:val="20"/>
+          <w:lang w:val="es-ES"/>
+        </w:rPr>
+        <w:t>Esta</w:t>
+      </w:r>
       <w:r>
         <w:rPr>
           <w:sz w:val="20"/>
@@ -1622,6 +1619,7 @@
     <w:p>
       <w:pPr>
         <w:pStyle w:val="Textoindependiente"/>
+        <w:ind w:left="709" w:hanging="709"/>
         <w:rPr>
           <w:b/>
           <w:bCs/>
@@ -3174,7 +3172,7 @@
           <w:szCs w:val="20"/>
           <w:lang w:val="es-ES"/>
         </w:rPr>
-        <w:t>d’aquest</w:t>
+        <w:t>d’este</w:t>
       </w:r>
       <w:proofErr w:type="spellEnd"/>
       <w:r>
@@ -3705,23 +3703,21 @@
         </w:rPr>
         <w:t xml:space="preserve"> </w:t>
       </w:r>
-      <w:proofErr w:type="spellStart"/>
-      <w:r>
-        <w:rPr>
-          <w:sz w:val="20"/>
-          <w:szCs w:val="20"/>
-          <w:lang w:val="es-ES"/>
-        </w:rPr>
-        <w:t>aquestes</w:t>
-      </w:r>
-      <w:proofErr w:type="spellEnd"/>
-      <w:r>
-        <w:rPr>
-          <w:sz w:val="20"/>
-          <w:szCs w:val="20"/>
-          <w:lang w:val="es-ES"/>
-        </w:rPr>
-        <w:t xml:space="preserve"> </w:t>
+      <w:r>
+        <w:rPr>
+          <w:sz w:val="20"/>
+          <w:szCs w:val="20"/>
+          <w:lang w:val="es-ES"/>
+        </w:rPr>
+        <w:t>es</w:t>
+      </w:r>
+      <w:r>
+        <w:rPr>
+          <w:sz w:val="20"/>
+          <w:szCs w:val="20"/>
+          <w:lang w:val="es-ES"/>
+        </w:rPr>
+        <w:t xml:space="preserve">tes </w:t>
       </w:r>
       <w:proofErr w:type="spellStart"/>
       <w:r>
@@ -3757,7 +3753,7 @@
           <w:szCs w:val="20"/>
           <w:lang w:val="es-ES"/>
         </w:rPr>
-        <w:t xml:space="preserve">, </w:t>
+        <w:t xml:space="preserve"> i </w:t>
       </w:r>
       <w:proofErr w:type="spellStart"/>
       <w:r>
@@ -3767,24 +3763,6 @@
           <w:lang w:val="es-ES"/>
         </w:rPr>
         <w:t>Universitats</w:t>
-      </w:r>
-      <w:proofErr w:type="spellEnd"/>
-      <w:r>
-        <w:rPr>
-          <w:sz w:val="20"/>
-          <w:szCs w:val="20"/>
-          <w:lang w:val="es-ES"/>
-        </w:rPr>
-        <w:t xml:space="preserve"> i </w:t>
-      </w:r>
-      <w:proofErr w:type="spellStart"/>
-      <w:r>
-        <w:rPr>
-          <w:sz w:val="20"/>
-          <w:szCs w:val="20"/>
-          <w:lang w:val="es-ES"/>
-        </w:rPr>
-        <w:t>Ocupació</w:t>
       </w:r>
       <w:proofErr w:type="spellEnd"/>
       <w:r>
@@ -4189,7 +4167,29 @@
           <w:szCs w:val="20"/>
           <w:lang w:val="es-ES"/>
         </w:rPr>
-        <w:t>d'aquestes</w:t>
+        <w:t>d'</w:t>
+      </w:r>
+      <w:r>
+        <w:rPr>
+          <w:b/>
+          <w:bCs/>
+          <w:color w:val="C00000"/>
+          <w:sz w:val="20"/>
+          <w:szCs w:val="20"/>
+          <w:lang w:val="es-ES"/>
+        </w:rPr>
+        <w:t>est</w:t>
+      </w:r>
+      <w:r>
+        <w:rPr>
+          <w:b/>
+          <w:bCs/>
+          <w:color w:val="C00000"/>
+          <w:sz w:val="20"/>
+          <w:szCs w:val="20"/>
+          <w:lang w:val="es-ES"/>
+        </w:rPr>
+        <w:t>es</w:t>
       </w:r>
       <w:proofErr w:type="spellEnd"/>
       <w:r>
@@ -5022,6 +5022,7 @@
         <w:pStyle w:val="Textoindependiente"/>
         <w:jc w:val="both"/>
       </w:pPr>
+      <w:proofErr w:type="spellStart"/>
       <w:r>
         <w:rPr>
           <w:b/>
@@ -5032,6 +5033,7 @@
         </w:rPr>
         <w:t>Cinqué</w:t>
       </w:r>
+      <w:proofErr w:type="spellEnd"/>
       <w:r>
         <w:rPr>
           <w:sz w:val="20"/>
@@ -6433,7 +6435,23 @@
           <w:szCs w:val="20"/>
           <w:lang w:val="ca-ES-valencia"/>
         </w:rPr>
-        <w:t>, de 12 de novembre, del Consell, d'aprovació del Reglament orgànic i funcional de la Conselleria d'Educació, Cultura, Universitats i Ocupació</w:t>
+        <w:t>, de 12 de novembre, del Consell, d'aprovació del Reglament orgànic i funcional de la Conselleria d'Educació, Cultura</w:t>
+      </w:r>
+      <w:r>
+        <w:rPr>
+          <w:sz w:val="20"/>
+          <w:szCs w:val="20"/>
+          <w:lang w:val="ca-ES-valencia"/>
+        </w:rPr>
+        <w:t xml:space="preserve"> i</w:t>
+      </w:r>
+      <w:r>
+        <w:rPr>
+          <w:sz w:val="20"/>
+          <w:szCs w:val="20"/>
+          <w:lang w:val="ca-ES-valencia"/>
+        </w:rPr>
+        <w:t xml:space="preserve"> Universitats</w:t>
       </w:r>
       <w:r>
         <w:rPr>
@@ -6645,7 +6663,7 @@
         <v:path o:extrusionok="f" gradientshapeok="t" o:connecttype="rect"/>
         <o:lock v:ext="edit" aspectratio="t"/>
       </v:shapetype>
-      <v:shape id="_x0000_i1030" type="#_x0000_t75" style="width:.75pt;height:.75pt;visibility:visible;mso-wrap-style:square" o:bullet="t">
+      <v:shape id="_x0000_i1029" type="#_x0000_t75" style="width:.75pt;height:.75pt;visibility:visible;mso-wrap-style:square" o:bullet="t">
         <v:imagedata r:id="rId1" o:title="" croptop="-5041f" cropbottom="-5041f" cropleft="-5041f" cropright="-5041f"/>
       </v:shape>
     </w:pict>

--- a/crea_carpeta/Modelo informe necesidad_VAL_DGFP.docx
+++ b/crea_carpeta/Modelo informe necesidad_VAL_DGFP.docx
@@ -1,6 +1,6 @@
 
 <file path=word/document.xml><?xml version="1.0" encoding="utf-8"?>
-<w:document xmlns:wpc="http://schemas.microsoft.com/office/word/2010/wordprocessingCanvas" xmlns:cx="http://schemas.microsoft.com/office/drawing/2014/chartex" xmlns:cx1="http://schemas.microsoft.com/office/drawing/2015/9/8/chartex" xmlns:cx2="http://schemas.microsoft.com/office/drawing/2015/10/21/chartex" xmlns:cx3="http://schemas.microsoft.com/office/drawing/2016/5/9/chartex" xmlns:cx4="http://schemas.microsoft.com/office/drawing/2016/5/10/chartex" xmlns:cx5="http://schemas.microsoft.com/office/drawing/2016/5/11/chartex" xmlns:cx6="http://schemas.microsoft.com/office/drawing/2016/5/12/chartex" xmlns:cx7="http://schemas.microsoft.com/office/drawing/2016/5/13/chartex" xmlns:cx8="http://schemas.microsoft.com/office/drawing/2016/5/14/chartex" xmlns:mc="http://schemas.openxmlformats.org/markup-compatibility/2006" xmlns:aink="http://schemas.microsoft.com/office/drawing/2016/ink" xmlns:am3d="http://schemas.microsoft.com/office/drawing/2017/model3d" xmlns:o="urn:schemas-microsoft-com:office:office" xmlns:oel="http://schemas.microsoft.com/office/2019/extlst" xmlns:r="http://schemas.openxmlformats.org/officeDocument/2006/relationships" xmlns:m="http://schemas.openxmlformats.org/officeDocument/2006/math" xmlns:v="urn:schemas-microsoft-com:vml" xmlns:wp14="http://schemas.microsoft.com/office/word/2010/wordprocessingDrawing" xmlns:wp="http://schemas.openxmlformats.org/drawingml/2006/wordprocessingDrawing" xmlns:w10="urn:schemas-microsoft-com:office:word" xmlns:w="http://schemas.openxmlformats.org/wordprocessingml/2006/main" xmlns:w14="http://schemas.microsoft.com/office/word/2010/wordml" xmlns:w15="http://schemas.microsoft.com/office/word/2012/wordml" xmlns:w16cex="http://schemas.microsoft.com/office/word/2018/wordml/cex" xmlns:w16cid="http://schemas.microsoft.com/office/word/2016/wordml/cid" xmlns:w16="http://schemas.microsoft.com/office/word/2018/wordml" xmlns:w16sdtdh="http://schemas.microsoft.com/office/word/2020/wordml/sdtdatahash" xmlns:w16se="http://schemas.microsoft.com/office/word/2015/wordml/symex" xmlns:wpg="http://schemas.microsoft.com/office/word/2010/wordprocessingGroup" xmlns:wpi="http://schemas.microsoft.com/office/word/2010/wordprocessingInk" xmlns:wne="http://schemas.microsoft.com/office/word/2006/wordml" xmlns:wps="http://schemas.microsoft.com/office/word/2010/wordprocessingShape" mc:Ignorable="w14 w15 w16se w16cid w16 w16cex w16sdtdh wp14">
+<w:document xmlns:wpc="http://schemas.microsoft.com/office/word/2010/wordprocessingCanvas" xmlns:cx="http://schemas.microsoft.com/office/drawing/2014/chartex" xmlns:cx1="http://schemas.microsoft.com/office/drawing/2015/9/8/chartex" xmlns:cx2="http://schemas.microsoft.com/office/drawing/2015/10/21/chartex" xmlns:cx3="http://schemas.microsoft.com/office/drawing/2016/5/9/chartex" xmlns:cx4="http://schemas.microsoft.com/office/drawing/2016/5/10/chartex" xmlns:cx5="http://schemas.microsoft.com/office/drawing/2016/5/11/chartex" xmlns:cx6="http://schemas.microsoft.com/office/drawing/2016/5/12/chartex" xmlns:cx7="http://schemas.microsoft.com/office/drawing/2016/5/13/chartex" xmlns:cx8="http://schemas.microsoft.com/office/drawing/2016/5/14/chartex" xmlns:mc="http://schemas.openxmlformats.org/markup-compatibility/2006" xmlns:aink="http://schemas.microsoft.com/office/drawing/2016/ink" xmlns:am3d="http://schemas.microsoft.com/office/drawing/2017/model3d" xmlns:o="urn:schemas-microsoft-com:office:office" xmlns:oel="http://schemas.microsoft.com/office/2019/extlst" xmlns:r="http://schemas.openxmlformats.org/officeDocument/2006/relationships" xmlns:m="http://schemas.openxmlformats.org/officeDocument/2006/math" xmlns:v="urn:schemas-microsoft-com:vml" xmlns:wp14="http://schemas.microsoft.com/office/word/2010/wordprocessingDrawing" xmlns:wp="http://schemas.openxmlformats.org/drawingml/2006/wordprocessingDrawing" xmlns:w10="urn:schemas-microsoft-com:office:word" xmlns:w="http://schemas.openxmlformats.org/wordprocessingml/2006/main" xmlns:w14="http://schemas.microsoft.com/office/word/2010/wordml" xmlns:w15="http://schemas.microsoft.com/office/word/2012/wordml" xmlns:w16cex="http://schemas.microsoft.com/office/word/2018/wordml/cex" xmlns:w16cid="http://schemas.microsoft.com/office/word/2016/wordml/cid" xmlns:w16="http://schemas.microsoft.com/office/word/2018/wordml" xmlns:w16du="http://schemas.microsoft.com/office/word/2023/wordml/word16du" xmlns:w16sdtdh="http://schemas.microsoft.com/office/word/2020/wordml/sdtdatahash" xmlns:w16sdtfl="http://schemas.microsoft.com/office/word/2024/wordml/sdtformatlock" xmlns:w16se="http://schemas.microsoft.com/office/word/2015/wordml/symex" xmlns:wpg="http://schemas.microsoft.com/office/word/2010/wordprocessingGroup" xmlns:wpi="http://schemas.microsoft.com/office/word/2010/wordprocessingInk" xmlns:wne="http://schemas.microsoft.com/office/word/2006/wordml" xmlns:wps="http://schemas.microsoft.com/office/word/2010/wordprocessingShape" mc:Ignorable="w14 w15 w16se w16cid w16 w16cex w16sdtdh w16sdtfl w16du wp14">
   <w:body>
     <w:p>
       <w:pPr>
@@ -583,15 +583,63 @@
           <w:szCs w:val="20"/>
           <w:lang w:val="es-ES"/>
         </w:rPr>
-        <w:t>tes necessitats, la Conselleria de Cultura, Educació</w:t>
-      </w:r>
-      <w:r>
-        <w:rPr>
-          <w:sz w:val="20"/>
-          <w:szCs w:val="20"/>
-          <w:lang w:val="es-ES"/>
-        </w:rPr>
-        <w:t xml:space="preserve"> i </w:t>
+        <w:t>tes necessitats, la Conselleria d</w:t>
+      </w:r>
+      <w:r>
+        <w:rPr>
+          <w:sz w:val="20"/>
+          <w:szCs w:val="20"/>
+          <w:lang w:val="es-ES"/>
+        </w:rPr>
+        <w:t>’</w:t>
+      </w:r>
+      <w:r>
+        <w:rPr>
+          <w:sz w:val="20"/>
+          <w:szCs w:val="20"/>
+          <w:lang w:val="es-ES"/>
+        </w:rPr>
+        <w:t>Educació</w:t>
+      </w:r>
+      <w:r>
+        <w:rPr>
+          <w:sz w:val="20"/>
+          <w:szCs w:val="20"/>
+          <w:lang w:val="es-ES"/>
+        </w:rPr>
+        <w:t>,</w:t>
+      </w:r>
+      <w:r>
+        <w:rPr>
+          <w:sz w:val="20"/>
+          <w:szCs w:val="20"/>
+          <w:lang w:val="es-ES"/>
+        </w:rPr>
+        <w:t xml:space="preserve"> </w:t>
+      </w:r>
+      <w:r>
+        <w:rPr>
+          <w:sz w:val="20"/>
+          <w:szCs w:val="20"/>
+          <w:lang w:val="es-ES"/>
+        </w:rPr>
+        <w:t>Cultura</w:t>
+      </w:r>
+      <w:r>
+        <w:rPr>
+          <w:sz w:val="20"/>
+          <w:szCs w:val="20"/>
+          <w:lang w:val="es-ES"/>
+        </w:rPr>
+        <w:t xml:space="preserve"> </w:t>
+      </w:r>
+      <w:r>
+        <w:rPr>
+          <w:sz w:val="20"/>
+          <w:szCs w:val="20"/>
+          <w:lang w:val="es-ES"/>
+        </w:rPr>
+        <w:t xml:space="preserve">i </w:t>
       </w:r>
       <w:r>
         <w:rPr>
@@ -1565,7 +1613,7 @@
 </file>
 
 <file path=word/endnotes.xml><?xml version="1.0" encoding="utf-8"?>
-<w:endnotes xmlns:wpc="http://schemas.microsoft.com/office/word/2010/wordprocessingCanvas" xmlns:cx="http://schemas.microsoft.com/office/drawing/2014/chartex" xmlns:cx1="http://schemas.microsoft.com/office/drawing/2015/9/8/chartex" xmlns:cx2="http://schemas.microsoft.com/office/drawing/2015/10/21/chartex" xmlns:cx3="http://schemas.microsoft.com/office/drawing/2016/5/9/chartex" xmlns:cx4="http://schemas.microsoft.com/office/drawing/2016/5/10/chartex" xmlns:cx5="http://schemas.microsoft.com/office/drawing/2016/5/11/chartex" xmlns:cx6="http://schemas.microsoft.com/office/drawing/2016/5/12/chartex" xmlns:cx7="http://schemas.microsoft.com/office/drawing/2016/5/13/chartex" xmlns:cx8="http://schemas.microsoft.com/office/drawing/2016/5/14/chartex" xmlns:mc="http://schemas.openxmlformats.org/markup-compatibility/2006" xmlns:aink="http://schemas.microsoft.com/office/drawing/2016/ink" xmlns:am3d="http://schemas.microsoft.com/office/drawing/2017/model3d" xmlns:o="urn:schemas-microsoft-com:office:office" xmlns:oel="http://schemas.microsoft.com/office/2019/extlst" xmlns:r="http://schemas.openxmlformats.org/officeDocument/2006/relationships" xmlns:m="http://schemas.openxmlformats.org/officeDocument/2006/math" xmlns:v="urn:schemas-microsoft-com:vml" xmlns:wp14="http://schemas.microsoft.com/office/word/2010/wordprocessingDrawing" xmlns:wp="http://schemas.openxmlformats.org/drawingml/2006/wordprocessingDrawing" xmlns:w10="urn:schemas-microsoft-com:office:word" xmlns:w="http://schemas.openxmlformats.org/wordprocessingml/2006/main" xmlns:w14="http://schemas.microsoft.com/office/word/2010/wordml" xmlns:w15="http://schemas.microsoft.com/office/word/2012/wordml" xmlns:w16cex="http://schemas.microsoft.com/office/word/2018/wordml/cex" xmlns:w16cid="http://schemas.microsoft.com/office/word/2016/wordml/cid" xmlns:w16="http://schemas.microsoft.com/office/word/2018/wordml" xmlns:w16sdtdh="http://schemas.microsoft.com/office/word/2020/wordml/sdtdatahash" xmlns:w16se="http://schemas.microsoft.com/office/word/2015/wordml/symex" xmlns:wpg="http://schemas.microsoft.com/office/word/2010/wordprocessingGroup" xmlns:wpi="http://schemas.microsoft.com/office/word/2010/wordprocessingInk" xmlns:wne="http://schemas.microsoft.com/office/word/2006/wordml" xmlns:wps="http://schemas.microsoft.com/office/word/2010/wordprocessingShape" mc:Ignorable="w14 w15 w16se w16cid w16 w16cex w16sdtdh wp14">
+<w:endnotes xmlns:wpc="http://schemas.microsoft.com/office/word/2010/wordprocessingCanvas" xmlns:cx="http://schemas.microsoft.com/office/drawing/2014/chartex" xmlns:cx1="http://schemas.microsoft.com/office/drawing/2015/9/8/chartex" xmlns:cx2="http://schemas.microsoft.com/office/drawing/2015/10/21/chartex" xmlns:cx3="http://schemas.microsoft.com/office/drawing/2016/5/9/chartex" xmlns:cx4="http://schemas.microsoft.com/office/drawing/2016/5/10/chartex" xmlns:cx5="http://schemas.microsoft.com/office/drawing/2016/5/11/chartex" xmlns:cx6="http://schemas.microsoft.com/office/drawing/2016/5/12/chartex" xmlns:cx7="http://schemas.microsoft.com/office/drawing/2016/5/13/chartex" xmlns:cx8="http://schemas.microsoft.com/office/drawing/2016/5/14/chartex" xmlns:mc="http://schemas.openxmlformats.org/markup-compatibility/2006" xmlns:aink="http://schemas.microsoft.com/office/drawing/2016/ink" xmlns:am3d="http://schemas.microsoft.com/office/drawing/2017/model3d" xmlns:o="urn:schemas-microsoft-com:office:office" xmlns:oel="http://schemas.microsoft.com/office/2019/extlst" xmlns:r="http://schemas.openxmlformats.org/officeDocument/2006/relationships" xmlns:m="http://schemas.openxmlformats.org/officeDocument/2006/math" xmlns:v="urn:schemas-microsoft-com:vml" xmlns:wp14="http://schemas.microsoft.com/office/word/2010/wordprocessingDrawing" xmlns:wp="http://schemas.openxmlformats.org/drawingml/2006/wordprocessingDrawing" xmlns:w10="urn:schemas-microsoft-com:office:word" xmlns:w="http://schemas.openxmlformats.org/wordprocessingml/2006/main" xmlns:w14="http://schemas.microsoft.com/office/word/2010/wordml" xmlns:w15="http://schemas.microsoft.com/office/word/2012/wordml" xmlns:w16cex="http://schemas.microsoft.com/office/word/2018/wordml/cex" xmlns:w16cid="http://schemas.microsoft.com/office/word/2016/wordml/cid" xmlns:w16="http://schemas.microsoft.com/office/word/2018/wordml" xmlns:w16du="http://schemas.microsoft.com/office/word/2023/wordml/word16du" xmlns:w16sdtdh="http://schemas.microsoft.com/office/word/2020/wordml/sdtdatahash" xmlns:w16sdtfl="http://schemas.microsoft.com/office/word/2024/wordml/sdtformatlock" xmlns:w16se="http://schemas.microsoft.com/office/word/2015/wordml/symex" xmlns:wpg="http://schemas.microsoft.com/office/word/2010/wordprocessingGroup" xmlns:wpi="http://schemas.microsoft.com/office/word/2010/wordprocessingInk" xmlns:wne="http://schemas.microsoft.com/office/word/2006/wordml" xmlns:wps="http://schemas.microsoft.com/office/word/2010/wordprocessingShape" mc:Ignorable="w14 w15 w16se w16cid w16 w16cex w16sdtdh w16sdtfl w16du wp14">
   <w:endnote w:type="separator" w:id="-1">
     <w:p>
       <w:r>
@@ -1584,7 +1632,7 @@
 </file>
 
 <file path=word/footnotes.xml><?xml version="1.0" encoding="utf-8"?>
-<w:footnotes xmlns:wpc="http://schemas.microsoft.com/office/word/2010/wordprocessingCanvas" xmlns:cx="http://schemas.microsoft.com/office/drawing/2014/chartex" xmlns:cx1="http://schemas.microsoft.com/office/drawing/2015/9/8/chartex" xmlns:cx2="http://schemas.microsoft.com/office/drawing/2015/10/21/chartex" xmlns:cx3="http://schemas.microsoft.com/office/drawing/2016/5/9/chartex" xmlns:cx4="http://schemas.microsoft.com/office/drawing/2016/5/10/chartex" xmlns:cx5="http://schemas.microsoft.com/office/drawing/2016/5/11/chartex" xmlns:cx6="http://schemas.microsoft.com/office/drawing/2016/5/12/chartex" xmlns:cx7="http://schemas.microsoft.com/office/drawing/2016/5/13/chartex" xmlns:cx8="http://schemas.microsoft.com/office/drawing/2016/5/14/chartex" xmlns:mc="http://schemas.openxmlformats.org/markup-compatibility/2006" xmlns:aink="http://schemas.microsoft.com/office/drawing/2016/ink" xmlns:am3d="http://schemas.microsoft.com/office/drawing/2017/model3d" xmlns:o="urn:schemas-microsoft-com:office:office" xmlns:oel="http://schemas.microsoft.com/office/2019/extlst" xmlns:r="http://schemas.openxmlformats.org/officeDocument/2006/relationships" xmlns:m="http://schemas.openxmlformats.org/officeDocument/2006/math" xmlns:v="urn:schemas-microsoft-com:vml" xmlns:wp14="http://schemas.microsoft.com/office/word/2010/wordprocessingDrawing" xmlns:wp="http://schemas.openxmlformats.org/drawingml/2006/wordprocessingDrawing" xmlns:w10="urn:schemas-microsoft-com:office:word" xmlns:w="http://schemas.openxmlformats.org/wordprocessingml/2006/main" xmlns:w14="http://schemas.microsoft.com/office/word/2010/wordml" xmlns:w15="http://schemas.microsoft.com/office/word/2012/wordml" xmlns:w16cex="http://schemas.microsoft.com/office/word/2018/wordml/cex" xmlns:w16cid="http://schemas.microsoft.com/office/word/2016/wordml/cid" xmlns:w16="http://schemas.microsoft.com/office/word/2018/wordml" xmlns:w16sdtdh="http://schemas.microsoft.com/office/word/2020/wordml/sdtdatahash" xmlns:w16se="http://schemas.microsoft.com/office/word/2015/wordml/symex" xmlns:wpg="http://schemas.microsoft.com/office/word/2010/wordprocessingGroup" xmlns:wpi="http://schemas.microsoft.com/office/word/2010/wordprocessingInk" xmlns:wne="http://schemas.microsoft.com/office/word/2006/wordml" xmlns:wps="http://schemas.microsoft.com/office/word/2010/wordprocessingShape" mc:Ignorable="w14 w15 w16se w16cid w16 w16cex w16sdtdh wp14">
+<w:footnotes xmlns:wpc="http://schemas.microsoft.com/office/word/2010/wordprocessingCanvas" xmlns:cx="http://schemas.microsoft.com/office/drawing/2014/chartex" xmlns:cx1="http://schemas.microsoft.com/office/drawing/2015/9/8/chartex" xmlns:cx2="http://schemas.microsoft.com/office/drawing/2015/10/21/chartex" xmlns:cx3="http://schemas.microsoft.com/office/drawing/2016/5/9/chartex" xmlns:cx4="http://schemas.microsoft.com/office/drawing/2016/5/10/chartex" xmlns:cx5="http://schemas.microsoft.com/office/drawing/2016/5/11/chartex" xmlns:cx6="http://schemas.microsoft.com/office/drawing/2016/5/12/chartex" xmlns:cx7="http://schemas.microsoft.com/office/drawing/2016/5/13/chartex" xmlns:cx8="http://schemas.microsoft.com/office/drawing/2016/5/14/chartex" xmlns:mc="http://schemas.openxmlformats.org/markup-compatibility/2006" xmlns:aink="http://schemas.microsoft.com/office/drawing/2016/ink" xmlns:am3d="http://schemas.microsoft.com/office/drawing/2017/model3d" xmlns:o="urn:schemas-microsoft-com:office:office" xmlns:oel="http://schemas.microsoft.com/office/2019/extlst" xmlns:r="http://schemas.openxmlformats.org/officeDocument/2006/relationships" xmlns:m="http://schemas.openxmlformats.org/officeDocument/2006/math" xmlns:v="urn:schemas-microsoft-com:vml" xmlns:wp14="http://schemas.microsoft.com/office/word/2010/wordprocessingDrawing" xmlns:wp="http://schemas.openxmlformats.org/drawingml/2006/wordprocessingDrawing" xmlns:w10="urn:schemas-microsoft-com:office:word" xmlns:w="http://schemas.openxmlformats.org/wordprocessingml/2006/main" xmlns:w14="http://schemas.microsoft.com/office/word/2010/wordml" xmlns:w15="http://schemas.microsoft.com/office/word/2012/wordml" xmlns:w16cex="http://schemas.microsoft.com/office/word/2018/wordml/cex" xmlns:w16cid="http://schemas.microsoft.com/office/word/2016/wordml/cid" xmlns:w16="http://schemas.microsoft.com/office/word/2018/wordml" xmlns:w16du="http://schemas.microsoft.com/office/word/2023/wordml/word16du" xmlns:w16sdtdh="http://schemas.microsoft.com/office/word/2020/wordml/sdtdatahash" xmlns:w16sdtfl="http://schemas.microsoft.com/office/word/2024/wordml/sdtformatlock" xmlns:w16se="http://schemas.microsoft.com/office/word/2015/wordml/symex" xmlns:wpg="http://schemas.microsoft.com/office/word/2010/wordprocessingGroup" xmlns:wpi="http://schemas.microsoft.com/office/word/2010/wordprocessingInk" xmlns:wne="http://schemas.microsoft.com/office/word/2006/wordml" xmlns:wps="http://schemas.microsoft.com/office/word/2010/wordprocessingShape" mc:Ignorable="w14 w15 w16se w16cid w16 w16cex w16sdtdh w16sdtfl w16du wp14">
   <w:footnote w:type="separator" w:id="-1">
     <w:p>
       <w:r>
@@ -1603,7 +1651,7 @@
 </file>
 
 <file path=word/header1.xml><?xml version="1.0" encoding="utf-8"?>
-<w:hdr xmlns:wpc="http://schemas.microsoft.com/office/word/2010/wordprocessingCanvas" xmlns:cx="http://schemas.microsoft.com/office/drawing/2014/chartex" xmlns:cx1="http://schemas.microsoft.com/office/drawing/2015/9/8/chartex" xmlns:cx2="http://schemas.microsoft.com/office/drawing/2015/10/21/chartex" xmlns:cx3="http://schemas.microsoft.com/office/drawing/2016/5/9/chartex" xmlns:cx4="http://schemas.microsoft.com/office/drawing/2016/5/10/chartex" xmlns:cx5="http://schemas.microsoft.com/office/drawing/2016/5/11/chartex" xmlns:cx6="http://schemas.microsoft.com/office/drawing/2016/5/12/chartex" xmlns:cx7="http://schemas.microsoft.com/office/drawing/2016/5/13/chartex" xmlns:cx8="http://schemas.microsoft.com/office/drawing/2016/5/14/chartex" xmlns:mc="http://schemas.openxmlformats.org/markup-compatibility/2006" xmlns:aink="http://schemas.microsoft.com/office/drawing/2016/ink" xmlns:am3d="http://schemas.microsoft.com/office/drawing/2017/model3d" xmlns:o="urn:schemas-microsoft-com:office:office" xmlns:oel="http://schemas.microsoft.com/office/2019/extlst" xmlns:r="http://schemas.openxmlformats.org/officeDocument/2006/relationships" xmlns:m="http://schemas.openxmlformats.org/officeDocument/2006/math" xmlns:v="urn:schemas-microsoft-com:vml" xmlns:wp14="http://schemas.microsoft.com/office/word/2010/wordprocessingDrawing" xmlns:wp="http://schemas.openxmlformats.org/drawingml/2006/wordprocessingDrawing" xmlns:w10="urn:schemas-microsoft-com:office:word" xmlns:w="http://schemas.openxmlformats.org/wordprocessingml/2006/main" xmlns:w14="http://schemas.microsoft.com/office/word/2010/wordml" xmlns:w15="http://schemas.microsoft.com/office/word/2012/wordml" xmlns:w16cex="http://schemas.microsoft.com/office/word/2018/wordml/cex" xmlns:w16cid="http://schemas.microsoft.com/office/word/2016/wordml/cid" xmlns:w16="http://schemas.microsoft.com/office/word/2018/wordml" xmlns:w16sdtdh="http://schemas.microsoft.com/office/word/2020/wordml/sdtdatahash" xmlns:w16se="http://schemas.microsoft.com/office/word/2015/wordml/symex" xmlns:wpg="http://schemas.microsoft.com/office/word/2010/wordprocessingGroup" xmlns:wpi="http://schemas.microsoft.com/office/word/2010/wordprocessingInk" xmlns:wne="http://schemas.microsoft.com/office/word/2006/wordml" xmlns:wps="http://schemas.microsoft.com/office/word/2010/wordprocessingShape" mc:Ignorable="w14 w15 w16se w16cid w16 w16cex w16sdtdh wp14">
+<w:hdr xmlns:wpc="http://schemas.microsoft.com/office/word/2010/wordprocessingCanvas" xmlns:cx="http://schemas.microsoft.com/office/drawing/2014/chartex" xmlns:cx1="http://schemas.microsoft.com/office/drawing/2015/9/8/chartex" xmlns:cx2="http://schemas.microsoft.com/office/drawing/2015/10/21/chartex" xmlns:cx3="http://schemas.microsoft.com/office/drawing/2016/5/9/chartex" xmlns:cx4="http://schemas.microsoft.com/office/drawing/2016/5/10/chartex" xmlns:cx5="http://schemas.microsoft.com/office/drawing/2016/5/11/chartex" xmlns:cx6="http://schemas.microsoft.com/office/drawing/2016/5/12/chartex" xmlns:cx7="http://schemas.microsoft.com/office/drawing/2016/5/13/chartex" xmlns:cx8="http://schemas.microsoft.com/office/drawing/2016/5/14/chartex" xmlns:mc="http://schemas.openxmlformats.org/markup-compatibility/2006" xmlns:aink="http://schemas.microsoft.com/office/drawing/2016/ink" xmlns:am3d="http://schemas.microsoft.com/office/drawing/2017/model3d" xmlns:o="urn:schemas-microsoft-com:office:office" xmlns:oel="http://schemas.microsoft.com/office/2019/extlst" xmlns:r="http://schemas.openxmlformats.org/officeDocument/2006/relationships" xmlns:m="http://schemas.openxmlformats.org/officeDocument/2006/math" xmlns:v="urn:schemas-microsoft-com:vml" xmlns:wp14="http://schemas.microsoft.com/office/word/2010/wordprocessingDrawing" xmlns:wp="http://schemas.openxmlformats.org/drawingml/2006/wordprocessingDrawing" xmlns:w10="urn:schemas-microsoft-com:office:word" xmlns:w="http://schemas.openxmlformats.org/wordprocessingml/2006/main" xmlns:w14="http://schemas.microsoft.com/office/word/2010/wordml" xmlns:w15="http://schemas.microsoft.com/office/word/2012/wordml" xmlns:w16cex="http://schemas.microsoft.com/office/word/2018/wordml/cex" xmlns:w16cid="http://schemas.microsoft.com/office/word/2016/wordml/cid" xmlns:w16="http://schemas.microsoft.com/office/word/2018/wordml" xmlns:w16du="http://schemas.microsoft.com/office/word/2023/wordml/word16du" xmlns:w16sdtdh="http://schemas.microsoft.com/office/word/2020/wordml/sdtdatahash" xmlns:w16sdtfl="http://schemas.microsoft.com/office/word/2024/wordml/sdtformatlock" xmlns:w16se="http://schemas.microsoft.com/office/word/2015/wordml/symex" xmlns:wpg="http://schemas.microsoft.com/office/word/2010/wordprocessingGroup" xmlns:wpi="http://schemas.microsoft.com/office/word/2010/wordprocessingInk" xmlns:wne="http://schemas.microsoft.com/office/word/2006/wordml" xmlns:wps="http://schemas.microsoft.com/office/word/2010/wordprocessingShape" mc:Ignorable="w14 w15 w16se w16cid w16 w16cex w16sdtdh w16sdtfl w16du wp14">
   <w:p>
     <w:pPr>
       <w:pStyle w:val="Encabezado"/>
@@ -1707,7 +1755,7 @@
 </file>
 
 <file path=word/numbering.xml><?xml version="1.0" encoding="utf-8"?>
-<w:numbering xmlns:wpc="http://schemas.microsoft.com/office/word/2010/wordprocessingCanvas" xmlns:cx="http://schemas.microsoft.com/office/drawing/2014/chartex" xmlns:cx1="http://schemas.microsoft.com/office/drawing/2015/9/8/chartex" xmlns:cx2="http://schemas.microsoft.com/office/drawing/2015/10/21/chartex" xmlns:cx3="http://schemas.microsoft.com/office/drawing/2016/5/9/chartex" xmlns:cx4="http://schemas.microsoft.com/office/drawing/2016/5/10/chartex" xmlns:cx5="http://schemas.microsoft.com/office/drawing/2016/5/11/chartex" xmlns:cx6="http://schemas.microsoft.com/office/drawing/2016/5/12/chartex" xmlns:cx7="http://schemas.microsoft.com/office/drawing/2016/5/13/chartex" xmlns:cx8="http://schemas.microsoft.com/office/drawing/2016/5/14/chartex" xmlns:mc="http://schemas.openxmlformats.org/markup-compatibility/2006" xmlns:aink="http://schemas.microsoft.com/office/drawing/2016/ink" xmlns:am3d="http://schemas.microsoft.com/office/drawing/2017/model3d" xmlns:o="urn:schemas-microsoft-com:office:office" xmlns:oel="http://schemas.microsoft.com/office/2019/extlst" xmlns:r="http://schemas.openxmlformats.org/officeDocument/2006/relationships" xmlns:m="http://schemas.openxmlformats.org/officeDocument/2006/math" xmlns:v="urn:schemas-microsoft-com:vml" xmlns:wp14="http://schemas.microsoft.com/office/word/2010/wordprocessingDrawing" xmlns:wp="http://schemas.openxmlformats.org/drawingml/2006/wordprocessingDrawing" xmlns:w10="urn:schemas-microsoft-com:office:word" xmlns:w="http://schemas.openxmlformats.org/wordprocessingml/2006/main" xmlns:w14="http://schemas.microsoft.com/office/word/2010/wordml" xmlns:w15="http://schemas.microsoft.com/office/word/2012/wordml" xmlns:w16cex="http://schemas.microsoft.com/office/word/2018/wordml/cex" xmlns:w16cid="http://schemas.microsoft.com/office/word/2016/wordml/cid" xmlns:w16="http://schemas.microsoft.com/office/word/2018/wordml" xmlns:w16sdtdh="http://schemas.microsoft.com/office/word/2020/wordml/sdtdatahash" xmlns:w16se="http://schemas.microsoft.com/office/word/2015/wordml/symex" xmlns:wpg="http://schemas.microsoft.com/office/word/2010/wordprocessingGroup" xmlns:wpi="http://schemas.microsoft.com/office/word/2010/wordprocessingInk" xmlns:wne="http://schemas.microsoft.com/office/word/2006/wordml" xmlns:wps="http://schemas.microsoft.com/office/word/2010/wordprocessingShape" mc:Ignorable="w14 w15 w16se w16cid w16 w16cex w16sdtdh wp14">
+<w:numbering xmlns:wpc="http://schemas.microsoft.com/office/word/2010/wordprocessingCanvas" xmlns:cx="http://schemas.microsoft.com/office/drawing/2014/chartex" xmlns:cx1="http://schemas.microsoft.com/office/drawing/2015/9/8/chartex" xmlns:cx2="http://schemas.microsoft.com/office/drawing/2015/10/21/chartex" xmlns:cx3="http://schemas.microsoft.com/office/drawing/2016/5/9/chartex" xmlns:cx4="http://schemas.microsoft.com/office/drawing/2016/5/10/chartex" xmlns:cx5="http://schemas.microsoft.com/office/drawing/2016/5/11/chartex" xmlns:cx6="http://schemas.microsoft.com/office/drawing/2016/5/12/chartex" xmlns:cx7="http://schemas.microsoft.com/office/drawing/2016/5/13/chartex" xmlns:cx8="http://schemas.microsoft.com/office/drawing/2016/5/14/chartex" xmlns:mc="http://schemas.openxmlformats.org/markup-compatibility/2006" xmlns:aink="http://schemas.microsoft.com/office/drawing/2016/ink" xmlns:am3d="http://schemas.microsoft.com/office/drawing/2017/model3d" xmlns:o="urn:schemas-microsoft-com:office:office" xmlns:oel="http://schemas.microsoft.com/office/2019/extlst" xmlns:r="http://schemas.openxmlformats.org/officeDocument/2006/relationships" xmlns:m="http://schemas.openxmlformats.org/officeDocument/2006/math" xmlns:v="urn:schemas-microsoft-com:vml" xmlns:wp14="http://schemas.microsoft.com/office/word/2010/wordprocessingDrawing" xmlns:wp="http://schemas.openxmlformats.org/drawingml/2006/wordprocessingDrawing" xmlns:w10="urn:schemas-microsoft-com:office:word" xmlns:w="http://schemas.openxmlformats.org/wordprocessingml/2006/main" xmlns:w14="http://schemas.microsoft.com/office/word/2010/wordml" xmlns:w15="http://schemas.microsoft.com/office/word/2012/wordml" xmlns:w16cex="http://schemas.microsoft.com/office/word/2018/wordml/cex" xmlns:w16cid="http://schemas.microsoft.com/office/word/2016/wordml/cid" xmlns:w16="http://schemas.microsoft.com/office/word/2018/wordml" xmlns:w16du="http://schemas.microsoft.com/office/word/2023/wordml/word16du" xmlns:w16sdtdh="http://schemas.microsoft.com/office/word/2020/wordml/sdtdatahash" xmlns:w16sdtfl="http://schemas.microsoft.com/office/word/2024/wordml/sdtformatlock" xmlns:w16se="http://schemas.microsoft.com/office/word/2015/wordml/symex" xmlns:wpg="http://schemas.microsoft.com/office/word/2010/wordprocessingGroup" xmlns:wpi="http://schemas.microsoft.com/office/word/2010/wordprocessingInk" xmlns:wne="http://schemas.microsoft.com/office/word/2006/wordml" xmlns:wps="http://schemas.microsoft.com/office/word/2010/wordprocessingShape" mc:Ignorable="w14 w15 w16se w16cid w16 w16cex w16sdtdh w16sdtfl w16du wp14">
   <w:numPicBullet w:numPicBulletId="0">
     <w:pict>
       <v:shapetype id="_x0000_t75" coordsize="21600,21600" o:spt="75" o:preferrelative="t" path="m@4@5l@4@11@9@11@9@5xe" filled="f" stroked="f">
@@ -1729,7 +1777,7 @@
         <v:path o:extrusionok="f" gradientshapeok="t" o:connecttype="rect"/>
         <o:lock v:ext="edit" aspectratio="t"/>
       </v:shapetype>
-      <v:shape id="_x0000_i1029" type="#_x0000_t75" style="width:.75pt;height:.75pt;visibility:visible;mso-wrap-style:square" o:bullet="t">
+      <v:shape id="_x0000_i1025" type="#_x0000_t75" style="width:.95pt;height:.95pt;visibility:visible;mso-wrap-style:square" o:bullet="t">
         <v:imagedata r:id="rId1" o:title="" croptop="-5041f" cropbottom="-5041f" cropleft="-5041f" cropright="-5041f"/>
       </v:shape>
     </w:pict>
@@ -1882,7 +1930,7 @@
 </file>
 
 <file path=word/styles.xml><?xml version="1.0" encoding="utf-8"?>
-<w:styles xmlns:mc="http://schemas.openxmlformats.org/markup-compatibility/2006" xmlns:r="http://schemas.openxmlformats.org/officeDocument/2006/relationships" xmlns:w="http://schemas.openxmlformats.org/wordprocessingml/2006/main" xmlns:w14="http://schemas.microsoft.com/office/word/2010/wordml" xmlns:w15="http://schemas.microsoft.com/office/word/2012/wordml" xmlns:w16cex="http://schemas.microsoft.com/office/word/2018/wordml/cex" xmlns:w16cid="http://schemas.microsoft.com/office/word/2016/wordml/cid" xmlns:w16="http://schemas.microsoft.com/office/word/2018/wordml" xmlns:w16sdtdh="http://schemas.microsoft.com/office/word/2020/wordml/sdtdatahash" xmlns:w16se="http://schemas.microsoft.com/office/word/2015/wordml/symex" mc:Ignorable="w14 w15 w16se w16cid w16 w16cex w16sdtdh">
+<w:styles xmlns:mc="http://schemas.openxmlformats.org/markup-compatibility/2006" xmlns:r="http://schemas.openxmlformats.org/officeDocument/2006/relationships" xmlns:w="http://schemas.openxmlformats.org/wordprocessingml/2006/main" xmlns:w14="http://schemas.microsoft.com/office/word/2010/wordml" xmlns:w15="http://schemas.microsoft.com/office/word/2012/wordml" xmlns:w16cex="http://schemas.microsoft.com/office/word/2018/wordml/cex" xmlns:w16cid="http://schemas.microsoft.com/office/word/2016/wordml/cid" xmlns:w16="http://schemas.microsoft.com/office/word/2018/wordml" xmlns:w16du="http://schemas.microsoft.com/office/word/2023/wordml/word16du" xmlns:w16sdtdh="http://schemas.microsoft.com/office/word/2020/wordml/sdtdatahash" xmlns:w16sdtfl="http://schemas.microsoft.com/office/word/2024/wordml/sdtformatlock" xmlns:w16se="http://schemas.microsoft.com/office/word/2015/wordml/symex" mc:Ignorable="w14 w15 w16se w16cid w16 w16cex w16sdtdh w16sdtfl w16du">
   <w:docDefaults>
     <w:rPrDefault>
       <w:rPr>
@@ -2581,26 +2629,6 @@
 </file>
 
 <file path=customXml/item1.xml><?xml version="1.0" encoding="utf-8"?>
-<p:properties xmlns:p="http://schemas.microsoft.com/office/2006/metadata/properties" xmlns:xsi="http://www.w3.org/2001/XMLSchema-instance" xmlns:pc="http://schemas.microsoft.com/office/infopath/2007/PartnerControls">
-  <documentManagement>
-    <lcf76f155ced4ddcb4097134ff3c332f xmlns="b5f761dc-0ad6-4c4e-b39e-b164820ce0c6">
-      <Terms xmlns="http://schemas.microsoft.com/office/infopath/2007/PartnerControls"/>
-    </lcf76f155ced4ddcb4097134ff3c332f>
-    <TaxCatchAll xmlns="cccfa497-ac3e-4aea-9a3a-5d2483928464" xsi:nil="true"/>
-  </documentManagement>
-</p:properties>
-</file>
-
-<file path=customXml/item2.xml><?xml version="1.0" encoding="utf-8"?>
-<?mso-contentType ?>
-<FormTemplates xmlns="http://schemas.microsoft.com/sharepoint/v3/contenttype/forms">
-  <Display>DocumentLibraryForm</Display>
-  <Edit>DocumentLibraryForm</Edit>
-  <New>DocumentLibraryForm</New>
-</FormTemplates>
-</file>
-
-<file path=customXml/item3.xml><?xml version="1.0" encoding="utf-8"?>
 <ct:contentTypeSchema xmlns:ct="http://schemas.microsoft.com/office/2006/metadata/contentType" xmlns:ma="http://schemas.microsoft.com/office/2006/metadata/properties/metaAttributes" ct:_="" ma:_="" ma:contentTypeName="Documento" ma:contentTypeID="0x0101007BD18D3F7288E745996656793FA4913E" ma:contentTypeVersion="15" ma:contentTypeDescription="Crear nuevo documento." ma:contentTypeScope="" ma:versionID="fdf81845189e92ed4dc5f0dff90d793f">
   <xsd:schema xmlns:xsd="http://www.w3.org/2001/XMLSchema" xmlns:xs="http://www.w3.org/2001/XMLSchema" xmlns:p="http://schemas.microsoft.com/office/2006/metadata/properties" xmlns:ns2="b5f761dc-0ad6-4c4e-b39e-b164820ce0c6" xmlns:ns3="cccfa497-ac3e-4aea-9a3a-5d2483928464" targetNamespace="http://schemas.microsoft.com/office/2006/metadata/properties" ma:root="true" ma:fieldsID="716ae4fae99d198d83ad0a7a3148e084" ns2:_="" ns3:_="">
     <xsd:import namespace="b5f761dc-0ad6-4c4e-b39e-b164820ce0c6"/>
@@ -2835,26 +2863,27 @@
 </ct:contentTypeSchema>
 </file>
 
-<file path=customXml/itemProps1.xml><?xml version="1.0" encoding="utf-8"?>
-<ds:datastoreItem xmlns:ds="http://schemas.openxmlformats.org/officeDocument/2006/customXml" ds:itemID="{B3B0F135-42EA-49E3-B33A-DC27E1816C3C}">
-  <ds:schemaRefs>
-    <ds:schemaRef ds:uri="http://schemas.microsoft.com/office/2006/metadata/properties"/>
-    <ds:schemaRef ds:uri="http://schemas.microsoft.com/office/infopath/2007/PartnerControls"/>
-    <ds:schemaRef ds:uri="b5f761dc-0ad6-4c4e-b39e-b164820ce0c6"/>
-    <ds:schemaRef ds:uri="cccfa497-ac3e-4aea-9a3a-5d2483928464"/>
-  </ds:schemaRefs>
-</ds:datastoreItem>
+<file path=customXml/item2.xml><?xml version="1.0" encoding="utf-8"?>
+<?mso-contentType ?>
+<FormTemplates xmlns="http://schemas.microsoft.com/sharepoint/v3/contenttype/forms">
+  <Display>DocumentLibraryForm</Display>
+  <Edit>DocumentLibraryForm</Edit>
+  <New>DocumentLibraryForm</New>
+</FormTemplates>
 </file>
 
-<file path=customXml/itemProps2.xml><?xml version="1.0" encoding="utf-8"?>
-<ds:datastoreItem xmlns:ds="http://schemas.openxmlformats.org/officeDocument/2006/customXml" ds:itemID="{7963B0CC-C8C1-4E90-B191-FCF8B6EBA1EB}">
-  <ds:schemaRefs>
-    <ds:schemaRef ds:uri="http://schemas.microsoft.com/sharepoint/v3/contenttype/forms"/>
-  </ds:schemaRefs>
-</ds:datastoreItem>
+<file path=customXml/item3.xml><?xml version="1.0" encoding="utf-8"?>
+<p:properties xmlns:p="http://schemas.microsoft.com/office/2006/metadata/properties" xmlns:xsi="http://www.w3.org/2001/XMLSchema-instance" xmlns:pc="http://schemas.microsoft.com/office/infopath/2007/PartnerControls">
+  <documentManagement>
+    <lcf76f155ced4ddcb4097134ff3c332f xmlns="b5f761dc-0ad6-4c4e-b39e-b164820ce0c6">
+      <Terms xmlns="http://schemas.microsoft.com/office/infopath/2007/PartnerControls"/>
+    </lcf76f155ced4ddcb4097134ff3c332f>
+    <TaxCatchAll xmlns="cccfa497-ac3e-4aea-9a3a-5d2483928464" xsi:nil="true"/>
+  </documentManagement>
+</p:properties>
 </file>
 
-<file path=customXml/itemProps3.xml><?xml version="1.0" encoding="utf-8"?>
+<file path=customXml/itemProps1.xml><?xml version="1.0" encoding="utf-8"?>
 <ds:datastoreItem xmlns:ds="http://schemas.openxmlformats.org/officeDocument/2006/customXml" ds:itemID="{F4A648F0-DE61-45AC-A3A1-5017A3822320}">
   <ds:schemaRefs>
     <ds:schemaRef ds:uri="http://schemas.microsoft.com/office/2006/metadata/contentType"/>
@@ -2871,4 +2900,23 @@
     <ds:schemaRef ds:uri="http://schemas.microsoft.com/internal/obd"/>
   </ds:schemaRefs>
 </ds:datastoreItem>
+</file>
+
+<file path=customXml/itemProps2.xml><?xml version="1.0" encoding="utf-8"?>
+<ds:datastoreItem xmlns:ds="http://schemas.openxmlformats.org/officeDocument/2006/customXml" ds:itemID="{7963B0CC-C8C1-4E90-B191-FCF8B6EBA1EB}">
+  <ds:schemaRefs>
+    <ds:schemaRef ds:uri="http://schemas.microsoft.com/sharepoint/v3/contenttype/forms"/>
+  </ds:schemaRefs>
+</ds:datastoreItem>
+</file>
+
+<file path=customXml/itemProps3.xml><?xml version="1.0" encoding="utf-8"?>
+<ds:datastoreItem xmlns:ds="http://schemas.openxmlformats.org/officeDocument/2006/customXml" ds:itemID="{B3B0F135-42EA-49E3-B33A-DC27E1816C3C}">
+  <ds:schemaRefs>
+    <ds:schemaRef ds:uri="http://schemas.microsoft.com/office/2006/metadata/properties"/>
+    <ds:schemaRef ds:uri="http://schemas.microsoft.com/office/infopath/2007/PartnerControls"/>
+    <ds:schemaRef ds:uri="b5f761dc-0ad6-4c4e-b39e-b164820ce0c6"/>
+    <ds:schemaRef ds:uri="cccfa497-ac3e-4aea-9a3a-5d2483928464"/>
+  </ds:schemaRefs>
+</ds:datastoreItem>
 </file>